--- a/data/outputs/v2/Grade11/Biology/Quizzes/SS2.3_Excretion_in_Plants/Biology_G11_SS2.3_Excretion_in_Plants_L5_AnswerKey.docx
+++ b/data/outputs/v2/Grade11/Biology/Quizzes/SS2.3_Excretion_in_Plants/Biology_G11_SS2.3_Excretion_in_Plants_L5_AnswerKey.docx
@@ -1405,7 +1405,7 @@
         </w:rPr>
         <w:t xml:space="preserve">© 2026 SeaVuria and ARES. Aligned with KICD objectives. Developed by SeaVuria; technical implementation by ARES (with AI assistance from Claude). Licensed under </w:t>
       </w:r>
-      <w:hyperlink w:history="1" r:id="rIddwmgzbhtahyhacxbardoq">
+      <w:hyperlink w:history="1" r:id="rIdf_pfkavn8oeakjrkpw-4d">
         <w:r>
           <w:rPr>
             <w:rFonts w:ascii="Arial" w:cs="Arial" w:eastAsia="Arial" w:hAnsi="Arial"/>
@@ -1426,7 +1426,7 @@
         </w:rPr>
         <w:t xml:space="preserve"> (</w:t>
       </w:r>
-      <w:hyperlink w:history="1" r:id="rId6zarz9nbmj7usyl4jxbmi">
+      <w:hyperlink w:history="1" r:id="rId8riu6wyqodwvclxi2sr_0">
         <w:r>
           <w:rPr>
             <w:rFonts w:ascii="Arial" w:cs="Arial" w:eastAsia="Arial" w:hAnsi="Arial"/>

--- a/data/outputs/v2/Grade11/Biology/Quizzes/SS2.3_Excretion_in_Plants/Biology_G11_SS2.3_Excretion_in_Plants_L5_AnswerKey.docx
+++ b/data/outputs/v2/Grade11/Biology/Quizzes/SS2.3_Excretion_in_Plants/Biology_G11_SS2.3_Excretion_in_Plants_L5_AnswerKey.docx
@@ -1405,7 +1405,7 @@
         </w:rPr>
         <w:t xml:space="preserve">© 2026 SeaVuria and ARES. Aligned with KICD objectives. Developed by SeaVuria; technical implementation by ARES (with AI assistance from Claude). Licensed under </w:t>
       </w:r>
-      <w:hyperlink w:history="1" r:id="rIdf_pfkavn8oeakjrkpw-4d">
+      <w:hyperlink w:history="1" r:id="rIdllgwa_kun4lchzgluuy3t">
         <w:r>
           <w:rPr>
             <w:rFonts w:ascii="Arial" w:cs="Arial" w:eastAsia="Arial" w:hAnsi="Arial"/>
@@ -1426,7 +1426,7 @@
         </w:rPr>
         <w:t xml:space="preserve"> (</w:t>
       </w:r>
-      <w:hyperlink w:history="1" r:id="rId8riu6wyqodwvclxi2sr_0">
+      <w:hyperlink w:history="1" r:id="rIduo6v2c4agamro7kjfx2sv">
         <w:r>
           <w:rPr>
             <w:rFonts w:ascii="Arial" w:cs="Arial" w:eastAsia="Arial" w:hAnsi="Arial"/>
